--- a/finwatch/docs/demo/demo_huong_dan_chi_tiet.docx
+++ b/finwatch/docs/demo/demo_huong_dan_chi_tiet.docx
@@ -1867,6 +1867,356 @@
         </w:tc>
       </w:tr>
     </w:tbl>
+    <w:p>
+      <w:pPr>
+        <w:spacing w:before="240" w:after="120"/>
+      </w:pPr>
+      <w:r>
+        <w:rPr>
+          <w:b/>
+          <w:sz w:val="30"/>
+        </w:rPr>
+        <w:t>10. Lớp Fraud Workflow (cập nhật mới)</w:t>
+      </w:r>
+    </w:p>
+    <w:p>
+      <w:pPr>
+        <w:spacing w:after="80"/>
+      </w:pPr>
+      <w:r>
+        <w:rPr>
+          <w:sz w:val="22"/>
+        </w:rPr>
+        <w:t>Phiên bản này bổ sung lớp fraud-workflow trên nền pipeline CDC: bảng case log fraud_alerts trong Postgres, worker chạy 6 anomaly query rồi ghi case về PG, trang quản trị tài khoản với nút khoá/mở khoá, và hàng đợi case trong UI. Đây là phần biến demo từ 'showcase pipeline' thành 'hệ thống fraud-ops thực'.</w:t>
+      </w:r>
+    </w:p>
+    <w:p>
+      <w:pPr>
+        <w:spacing w:before="240" w:after="120"/>
+      </w:pPr>
+      <w:r>
+        <w:rPr>
+          <w:b/>
+          <w:sz w:val="24"/>
+        </w:rPr>
+        <w:t>10.1. Service mới: fraud-worker</w:t>
+      </w:r>
+    </w:p>
+    <w:p>
+      <w:pPr>
+        <w:spacing w:after="80"/>
+      </w:pPr>
+      <w:r>
+        <w:rPr>
+          <w:sz w:val="22"/>
+        </w:rPr>
+        <w:t>docker-compose.yml giờ có 9 service. Service thứ 9 là fraud-worker, chạy scripts/fraud_alert_worker.py --interval 30. Mỗi 30 giây nó gọi 6 anomaly query trong clickhouse/queries/anomaly_*.sql, tính severity theo bảng spec (LARGE_AMT &gt; 500M -&gt; critical, ZSCORE |z|&gt;5 -&gt; critical, các trường hợp khác theo bảng), gộp theo account và insert dòng mới vào bảng Postgres fraud_alerts. Dedup: 1 giờ theo cặp (account_id, rule_code).</w:t>
+      </w:r>
+    </w:p>
+    <w:p>
+      <w:pPr>
+        <w:spacing w:before="80" w:after="160"/>
+        <w:ind w:left="360"/>
+      </w:pPr>
+      <w:r>
+        <w:rPr>
+          <w:rFonts w:ascii="Consolas" w:hAnsi="Consolas"/>
+          <w:color w:val="333333"/>
+          <w:sz w:val="20"/>
+        </w:rPr>
+        <w:t>docker compose up -d fraud-worker</w:t>
+        <w:br/>
+        <w:t>docker compose logs -f fraud-worker         # tail log</w:t>
+        <w:br/>
+        <w:t>python scripts/fraud_alert_worker.py --once # ad-hoc 1 tick từ host</w:t>
+      </w:r>
+    </w:p>
+    <w:p>
+      <w:pPr>
+        <w:spacing w:after="80"/>
+      </w:pPr>
+      <w:r>
+        <w:rPr>
+          <w:sz w:val="22"/>
+        </w:rPr>
+        <w:t>Log mẫu mỗi tick (một dòng / rule): [worker] rule=VELOCITY new=3 dedup=12 skipped=0 elapsed=180ms. skipped đếm các account_id có trong ClickHouse nhưng đã bị xoá ở Postgres (FK violation) — bị skip an toàn, không huỷ tick của rule.</w:t>
+      </w:r>
+    </w:p>
+    <w:p>
+      <w:pPr>
+        <w:spacing w:before="240" w:after="120"/>
+      </w:pPr>
+      <w:r>
+        <w:rPr>
+          <w:b/>
+          <w:sz w:val="24"/>
+        </w:rPr>
+        <w:t>10.2. Bảng fraud_alerts (PG) và CDC qua ClickHouse</w:t>
+      </w:r>
+    </w:p>
+    <w:p>
+      <w:pPr>
+        <w:spacing w:after="80"/>
+      </w:pPr>
+      <w:r>
+        <w:rPr>
+          <w:sz w:val="22"/>
+        </w:rPr>
+        <w:t>Schema mới ở postgres/init/02_fraud_workflow.sql: id UUID PK, account_id UUID FK, rule_code (VELOCITY/LARGE_AMT/MULTI_CCY/ZSCORE/HIGH_RISK/FAIL_SPIKE), severity (low/medium/high/critical), txn_count INT, total_amount DECIMAL(18,2), evidence JSONB, status (open/closed_fraud/closed_clean), created_at, resolved_at. Index dedup (account_id, rule_code, created_at). Publication finwatch_pub được ALTER để thêm public.fraud_alerts; connector JSON cũng được cập nhật table.include.list. Phía ClickHouse: clickhouse/init/05_fraud_alerts.sql tạo Kafka engine, target ReplacingMergeTree và MV theo đúng pattern của 3 bảng cũ (decimal-as-string, ISO timestamp parse, __source_ts_ms làm version column).</w:t>
+      </w:r>
+    </w:p>
+    <w:p>
+      <w:pPr>
+        <w:spacing w:before="80" w:after="160"/>
+        <w:ind w:left="360"/>
+      </w:pPr>
+      <w:r>
+        <w:rPr>
+          <w:rFonts w:ascii="Consolas" w:hAnsi="Consolas"/>
+          <w:color w:val="333333"/>
+          <w:sz w:val="20"/>
+        </w:rPr>
+        <w:t>docker exec finwatch-postgres psql -U finwatch -d finwatch -c "\d fraud_alerts"</w:t>
+        <w:br/>
+        <w:t>docker exec finwatch-clickhouse clickhouse-client -q \</w:t>
+        <w:br/>
+        <w:t xml:space="preserve">  "SHOW CREATE TABLE finwatch.fraud_alerts"</w:t>
+        <w:br/>
+        <w:t>docker exec finwatch-postgres psql -U finwatch -d finwatch -c \</w:t>
+        <w:br/>
+        <w:t xml:space="preserve">  "SELECT tablename FROM pg_publication_tables WHERE pubname='finwatch_pub'"</w:t>
+        <w:br/>
+        <w:t># Kỳ vọng: 4 dòng (accounts, merchants, transactions, fraud_alerts)</w:t>
+      </w:r>
+    </w:p>
+    <w:p>
+      <w:pPr>
+        <w:spacing w:before="240" w:after="120"/>
+      </w:pPr>
+      <w:r>
+        <w:rPr>
+          <w:b/>
+          <w:sz w:val="24"/>
+        </w:rPr>
+        <w:t>10.3. Balance ledger + lock/unlock — closed loop</w:t>
+      </w:r>
+    </w:p>
+    <w:p>
+      <w:pPr>
+        <w:spacing w:after="80"/>
+      </w:pPr>
+      <w:r>
+        <w:rPr>
+          <w:sz w:val="22"/>
+        </w:rPr>
+        <w:t>Mỗi đường insert giao dịch (API /api/insert-transaction, generator, simulator) giờ chạy trong một transaction Postgres với SELECT ... FOR UPDATE trên account. Nếu account.status != 'active' -&gt; txn ghi status='failed' description='rejected: account &lt;status&gt;', không trừ balance. Nếu type là debit và balance &lt; amount -&gt; txn ghi status='failed' description='insufficient funds', không trừ balance. Ngược lại -&gt; txn ghi status='completed' và UPDATE accounts SET balance = balance +/- amount. Logic này nằm ở tầng application (không phải trigger DB) để simulator (insert thẳng vào PG bỏ qua API) vẫn tuân thủ.</w:t>
+      </w:r>
+    </w:p>
+    <w:p>
+      <w:pPr>
+        <w:spacing w:after="80"/>
+      </w:pPr>
+      <w:r>
+        <w:rPr>
+          <w:sz w:val="22"/>
+        </w:rPr>
+        <w:t>API lock/unlock đảo accounts.status: POST /api/accounts/{id}/lock set 'suspended' (409 nếu không active), POST /api/accounts/{id}/unlock set 'active' (409 nếu không suspended). Sau khi gọi lock, trong vòng ~1 giây cả 3 đường insert đều route txn của account này sang status='failed'.</w:t>
+      </w:r>
+    </w:p>
+    <w:p>
+      <w:pPr>
+        <w:spacing w:before="80" w:after="160"/>
+        <w:ind w:left="360"/>
+      </w:pPr>
+      <w:r>
+        <w:rPr>
+          <w:rFonts w:ascii="Consolas" w:hAnsi="Consolas"/>
+          <w:color w:val="333333"/>
+          <w:sz w:val="20"/>
+        </w:rPr>
+        <w:t># Closed-loop test (PowerShell)</w:t>
+        <w:br/>
+        <w:t>$ACC = (docker exec finwatch-postgres psql -U finwatch -d finwatch -tAc \</w:t>
+        <w:br/>
+        <w:t xml:space="preserve">  "SELECT id FROM accounts WHERE email='nguyenvana@email.com'").Trim()</w:t>
+        <w:br/>
+        <w:t>$body = "{`"account_id`":`"$ACC`",`"merchant`":`"VinMart`"," + `</w:t>
+        <w:br/>
+        <w:t xml:space="preserve">        "`"amount`":100000,`"type`":`"purchase`"}"</w:t>
+        <w:br/>
+        <w:br/>
+        <w:t>curl.exe -s -X POST "http://localhost:3002/api/accounts/$ACC/lock"</w:t>
+        <w:br/>
+        <w:t># {"status":"suspended"}</w:t>
+        <w:br/>
+        <w:br/>
+        <w:t>curl.exe -s -X POST http://localhost:3002/api/insert-transaction \</w:t>
+        <w:br/>
+        <w:t xml:space="preserve">  -H "Content-Type: application/json" -d $body</w:t>
+        <w:br/>
+        <w:t># {"accepted":false,"reason":"suspended",...}</w:t>
+        <w:br/>
+        <w:br/>
+        <w:t>curl.exe -s -X POST "http://localhost:3002/api/accounts/$ACC/unlock"</w:t>
+        <w:br/>
+        <w:t># {"status":"active"}</w:t>
+        <w:br/>
+        <w:br/>
+        <w:t>curl.exe -s -X POST http://localhost:3002/api/insert-transaction \</w:t>
+        <w:br/>
+        <w:t xml:space="preserve">  -H "Content-Type: application/json" -d $body</w:t>
+        <w:br/>
+        <w:t># {"accepted":true,"new_balance":&lt;balance - 100000&gt;,...}</w:t>
+      </w:r>
+    </w:p>
+    <w:p>
+      <w:pPr>
+        <w:spacing w:before="240" w:after="120"/>
+      </w:pPr>
+      <w:r>
+        <w:rPr>
+          <w:b/>
+          <w:sz w:val="24"/>
+        </w:rPr>
+        <w:t>10.4. Trang /accounts + /accounts/[id]</w:t>
+      </w:r>
+    </w:p>
+    <w:p>
+      <w:pPr>
+        <w:spacing w:after="80"/>
+      </w:pPr>
+      <w:r>
+        <w:rPr>
+          <w:sz w:val="22"/>
+        </w:rPr>
+        <w:t>/accounts: danh bạ tài khoản với ô tìm theo tên/email (debounce 300 ms), cột name | email | balance | status badge | open_alerts_24h | View. Cột open_alerts_24h join sang fraud_alerts FINAL trong ClickHouse, đếm case status='open' trong 24h gần nhất. /accounts/[id]: header có balance lớn, status badge, nút Suspend/Reactivate; hai panel side-by-side hiển thị 20 transactions gần nhất + 20 alert history. SWR refresh 5 giây.</w:t>
+      </w:r>
+    </w:p>
+    <w:p>
+      <w:pPr>
+        <w:spacing w:after="80"/>
+      </w:pPr>
+      <w:r>
+        <w:rPr>
+          <w:sz w:val="22"/>
+        </w:rPr>
+        <w:t>Kịch bản 'wow' khi demo: ở Dashboard click card-cloning (15 txn) -&gt; ở /accounts search Do Van I -&gt; mở View -&gt; bảng Alert history có VELOCITY high 15 -&gt; click Suspend -&gt; ở Dashboard click card-cloning lại -&gt; quay về trang chi tiết thấy 15 dòng failed 'rejected: account suspended' đỏ rực. Click Reactivate, status quay lại active. Toàn bộ chu trình detect -&gt; action -&gt; reject diễn ra trong ~5 click.</w:t>
+      </w:r>
+    </w:p>
+    <w:p>
+      <w:pPr>
+        <w:spacing w:before="240" w:after="120"/>
+      </w:pPr>
+      <w:r>
+        <w:rPr>
+          <w:b/>
+          <w:sz w:val="24"/>
+        </w:rPr>
+        <w:t>10.5. Trang /alerts — hàng đợi case persistent</w:t>
+      </w:r>
+    </w:p>
+    <w:p>
+      <w:pPr>
+        <w:spacing w:after="80"/>
+      </w:pPr>
+      <w:r>
+        <w:rPr>
+          <w:sz w:val="22"/>
+        </w:rPr>
+        <w:t>/alerts là hàng đợi đọc từ fraud_alerts FINAL với 6 chip filter rule (VELOCITY/LARGE_AMT/MULTI_CCY/ZSCORE/HIGH_RISK/FAIL_SPIKE) và 4 chip filter severity. Khác Alert feed ở Dashboard (tính realtime từ transactions FINAL, transient), trang /alerts là case persistent do worker viết — analyst xử lý từ đây. Cột Account là link clickable sang /accounts/[id]: workflow 4 click hoàn chỉnh = lọc critical -&gt; click account -&gt; click Suspend.</w:t>
+      </w:r>
+    </w:p>
+    <w:p>
+      <w:pPr>
+        <w:spacing w:before="240" w:after="120"/>
+      </w:pPr>
+      <w:r>
+        <w:rPr>
+          <w:b/>
+          <w:sz w:val="24"/>
+        </w:rPr>
+        <w:t>10.6. Verification cho phần fraud-workflow</w:t>
+      </w:r>
+    </w:p>
+    <w:p>
+      <w:pPr>
+        <w:spacing w:before="80" w:after="160"/>
+        <w:ind w:left="360"/>
+      </w:pPr>
+      <w:r>
+        <w:rPr>
+          <w:rFonts w:ascii="Consolas" w:hAnsi="Consolas"/>
+          <w:color w:val="333333"/>
+          <w:sz w:val="20"/>
+        </w:rPr>
+        <w:t># 1. Bảng + publication</w:t>
+        <w:br/>
+        <w:t>docker exec finwatch-postgres psql -U finwatch -d finwatch -c "\d fraud_alerts"</w:t>
+        <w:br/>
+        <w:t>docker exec finwatch-postgres psql -U finwatch -d finwatch -c \</w:t>
+        <w:br/>
+        <w:t xml:space="preserve">  "SELECT tablename FROM pg_publication_tables WHERE pubname='finwatch_pub'"</w:t>
+        <w:br/>
+        <w:br/>
+        <w:t># 2. Worker tick</w:t>
+        <w:br/>
+        <w:t>python scripts/simulate_fraud.py --scenario card-cloning</w:t>
+        <w:br/>
+        <w:t>python scripts/fraud_alert_worker.py --once</w:t>
+        <w:br/>
+        <w:t>docker exec finwatch-postgres psql -U finwatch -d finwatch -c \</w:t>
+        <w:br/>
+        <w:t xml:space="preserve">  "SELECT rule_code, severity, count(*) FROM fraud_alerts GROUP BY 1, 2"</w:t>
+        <w:br/>
+        <w:br/>
+        <w:t># 3. Case flow qua CDC (đợi ~10s)</w:t>
+        <w:br/>
+        <w:t>docker exec finwatch-clickhouse clickhouse-client -q \</w:t>
+        <w:br/>
+        <w:t xml:space="preserve">  "SELECT rule_code, count() FROM finwatch.fraud_alerts FINAL</w:t>
+        <w:br/>
+        <w:t xml:space="preserve">   WHERE cdc_op != 'd' GROUP BY 1"</w:t>
+        <w:br/>
+        <w:br/>
+        <w:t># 4. UI routes</w:t>
+        <w:br/>
+        <w:t>curl.exe -s -o NUL -w "%{http_code}\n" http://localhost:3002/accounts</w:t>
+        <w:br/>
+        <w:t>curl.exe -s -o NUL -w "%{http_code}\n" http://localhost:3002/alerts</w:t>
+        <w:br/>
+        <w:t># expect: 200, 200</w:t>
+        <w:br/>
+        <w:br/>
+        <w:t># 5. Pytest không regress</w:t>
+        <w:br/>
+        <w:t>python -m pytest -q --ignore=tests/test_stress.py</w:t>
+        <w:br/>
+        <w:t># expect: 22 passed</w:t>
+      </w:r>
+    </w:p>
+    <w:p>
+      <w:pPr>
+        <w:spacing w:before="240" w:after="120"/>
+      </w:pPr>
+      <w:r>
+        <w:rPr>
+          <w:b/>
+          <w:sz w:val="24"/>
+        </w:rPr>
+        <w:t>10.7. Tóm tắt file thay đổi</w:t>
+      </w:r>
+    </w:p>
+    <w:p>
+      <w:pPr>
+        <w:spacing w:after="80"/>
+      </w:pPr>
+      <w:r>
+        <w:rPr>
+          <w:sz w:val="22"/>
+        </w:rPr>
+        <w:t>Mới: postgres/init/02_fraud_workflow.sql, clickhouse/init/05_fraud_alerts.sql, scripts/fraud_alert_worker.py, web/app/accounts/page.tsx + [id]/page.tsx, web/app/alerts/page.tsx, web/app/api/accounts/[id]/{lock,unlock,route,transactions,alerts}/route.ts, web/app/api/accounts/search/route.ts, web/app/api/alerts/route.ts. Sửa: web/app/api/insert-transaction/route.ts (transaction + ledger), scripts/generate_transactions.py (ledger), scripts/simulate_fraud.py (_insert ledger), web/components/NavBar.tsx (thêm 2 link Accounts + Alerts), docker-compose.yml (service fraud-worker), debezium/connectors/finwatch-connector.json (table.include.list), docs/architecture.md (section Fraud workflow layer + Mermaid sequence), docs/runbook.md (subsection Fraud worker). Tổng: 5 commit (xem git log).</w:t>
+      </w:r>
+    </w:p>
     <w:sectPr>
       <w:pgSz w:w="12240" w:h="15840"/>
       <w:pgMar w:top="1440" w:right="1800" w:bottom="1440" w:left="1800" w:header="720" w:footer="720" w:gutter="0"/>
